--- a/SkillForge-项目方案书.docx
+++ b/SkillForge-项目方案书.docx
@@ -644,15 +644,7 @@
         </w:rPr>
       </w:pPr>
       <w:r>
-        <w:rPr>
-          <w:b/>
-          <w:bCs/>
-          <w:i/>
-          <w:iCs/>
-          <w:sz w:val="21"/>
-          <w:szCs w:val="22"/>
-        </w:rPr>
-        <w:t>核心面试策略：项目本身是 Meta 层的（不是应用型），天然比"旅游助手"高一个抽象级。面试官问你项目，你从"Skill 是什么"讲到"三层路由为什么不用纯 embedding"，再到"评估器棘轮机制如何防止退化"——层层深入，步步引导。这个项目可以覆盖 20+ 分钟的技术讨论。</w:t>
+        <w:t>核心面试策略：项目本身是 Meta 层的（不是应用型），和业务型项目（如旅游助手）是正交定位。面试官问你项目，你从"Skill 是什么"讲到"三层路由为什么不用纯 embedding"，再到"评估器棘轮机制如何防止退化"——层层深入，步步引导。这个项目可以覆盖 20+ 分钟的技术讨论。</w:t>
       </w:r>
     </w:p>
     <w:p>
@@ -8910,20 +8902,9 @@
             <w:tcW w:w="2351" w:type="dxa"/>
           </w:tcPr>
           <w:p>
-            <w:pPr>
-              <w:spacing w:after="0" w:line="240" w:lineRule="auto"/>
-              <w:ind w:left="0" w:leftChars="0"/>
-              <w:jc w:val="center"/>
-              <w:rPr>
-                <w:b/>
-                <w:bCs/>
-                <w:i/>
-                <w:iCs/>
-                <w:color w:val="376092" w:themeColor="accent1" w:themeShade="BF"/>
-                <w:sz w:val="21"/>
-                <w:szCs w:val="22"/>
-              </w:rPr>
-            </w:pPr>
+            <w:r>
+              <w:t>name + description + when_to_use</w:t>
+            </w:r>
           </w:p>
         </w:tc>
         <w:tc>
@@ -8931,20 +8912,9 @@
             <w:tcW w:w="2351" w:type="dxa"/>
           </w:tcPr>
           <w:p>
-            <w:pPr>
-              <w:spacing w:after="0" w:line="240" w:lineRule="auto"/>
-              <w:ind w:left="0" w:leftChars="0"/>
-              <w:jc w:val="center"/>
-              <w:rPr>
-                <w:b/>
-                <w:bCs/>
-                <w:i/>
-                <w:iCs/>
-                <w:color w:val="376092" w:themeColor="accent1" w:themeShade="BF"/>
-                <w:sz w:val="21"/>
-                <w:szCs w:val="22"/>
-              </w:rPr>
-            </w:pPr>
+            <w:r>
+              <w:t>~80 token</w:t>
+            </w:r>
           </w:p>
         </w:tc>
       </w:tr>
@@ -9027,20 +8997,9 @@
             <w:tcW w:w="2351" w:type="dxa"/>
           </w:tcPr>
           <w:p>
-            <w:pPr>
-              <w:spacing w:after="0" w:line="240" w:lineRule="auto"/>
-              <w:ind w:left="0" w:leftChars="0"/>
-              <w:jc w:val="center"/>
-              <w:rPr>
-                <w:b/>
-                <w:bCs/>
-                <w:i/>
-                <w:iCs/>
-                <w:color w:val="376092" w:themeColor="accent1" w:themeShade="BF"/>
-                <w:sz w:val="21"/>
-                <w:szCs w:val="22"/>
-              </w:rPr>
-            </w:pPr>
+            <w:r>
+              <w:t>instructions + tools + 调用示例</w:t>
+            </w:r>
           </w:p>
         </w:tc>
         <w:tc>
@@ -9048,20 +9007,9 @@
             <w:tcW w:w="2351" w:type="dxa"/>
           </w:tcPr>
           <w:p>
-            <w:pPr>
-              <w:spacing w:after="0" w:line="240" w:lineRule="auto"/>
-              <w:ind w:left="0" w:leftChars="0"/>
-              <w:jc w:val="center"/>
-              <w:rPr>
-                <w:b/>
-                <w:bCs/>
-                <w:i/>
-                <w:iCs/>
-                <w:color w:val="376092" w:themeColor="accent1" w:themeShade="BF"/>
-                <w:sz w:val="21"/>
-                <w:szCs w:val="22"/>
-              </w:rPr>
-            </w:pPr>
+            <w:r>
+              <w:t>~500 token</w:t>
+            </w:r>
           </w:p>
         </w:tc>
       </w:tr>
@@ -9126,31 +9074,8 @@
             <w:tcW w:w="2351" w:type="dxa"/>
           </w:tcPr>
           <w:p>
-            <w:pPr>
-              <w:spacing w:after="0" w:line="240" w:lineRule="auto"/>
-              <w:ind w:left="0" w:leftChars="0"/>
-              <w:jc w:val="center"/>
-              <w:rPr>
-                <w:b/>
-                <w:bCs/>
-                <w:i/>
-                <w:iCs/>
-                <w:color w:val="376092" w:themeColor="accent1" w:themeShade="BF"/>
-                <w:sz w:val="21"/>
-                <w:szCs w:val="22"/>
-              </w:rPr>
-            </w:pPr>
             <w:r>
-              <w:rPr>
-                <w:b/>
-                <w:bCs/>
-                <w:i/>
-                <w:iCs/>
-                <w:color w:val="376092" w:themeColor="accent1" w:themeShade="BF"/>
-                <w:sz w:val="21"/>
-                <w:szCs w:val="22"/>
-              </w:rPr>
-              <w:t>~100 token</w:t>
+              <w:t>完整实现 + examples + constraints</w:t>
             </w:r>
           </w:p>
         </w:tc>
@@ -9159,20 +9084,9 @@
             <w:tcW w:w="2351" w:type="dxa"/>
           </w:tcPr>
           <w:p>
-            <w:pPr>
-              <w:spacing w:after="0" w:line="240" w:lineRule="auto"/>
-              <w:ind w:left="0" w:leftChars="0"/>
-              <w:jc w:val="center"/>
-              <w:rPr>
-                <w:b/>
-                <w:bCs/>
-                <w:i/>
-                <w:iCs/>
-                <w:color w:val="376092" w:themeColor="accent1" w:themeShade="BF"/>
-                <w:sz w:val="21"/>
-                <w:szCs w:val="22"/>
-              </w:rPr>
-            </w:pPr>
+            <w:r>
+              <w:t>~3K token</w:t>
+            </w:r>
           </w:p>
         </w:tc>
       </w:tr>
@@ -10221,15 +10135,7 @@
         </w:rPr>
       </w:pPr>
       <w:r>
-        <w:rPr>
-          <w:b/>
-          <w:bCs/>
-          <w:i/>
-          <w:iCs/>
-          <w:sz w:val="21"/>
-          <w:szCs w:val="22"/>
-        </w:rPr>
-        <w:t>当 20 个 Skill 全量加载需 ~100K token/轮。渐进式披露后每轮 ~1.5K token，节省约 98%。</w:t>
+        <w:t>渐进式披露按需加载，实际节省比例取决于 Skill 数量和 trigger 命中率，待测试后统计。</w:t>
       </w:r>
     </w:p>
     <w:p>
@@ -10518,20 +10424,9 @@
             <w:tcW w:w="2351" w:type="dxa"/>
           </w:tcPr>
           <w:p>
-            <w:pPr>
-              <w:spacing w:after="0" w:line="240" w:lineRule="auto"/>
-              <w:ind w:left="0" w:leftChars="0"/>
-              <w:jc w:val="center"/>
-              <w:rPr>
-                <w:b/>
-                <w:bCs/>
-                <w:i/>
-                <w:iCs/>
-                <w:color w:val="376092" w:themeColor="accent1" w:themeShade="BF"/>
-                <w:sz w:val="21"/>
-                <w:szCs w:val="22"/>
-              </w:rPr>
-            </w:pPr>
+            <w:r>
+              <w:t>高频精确匹配（待实测）</w:t>
+            </w:r>
           </w:p>
         </w:tc>
         <w:tc>
@@ -10635,20 +10530,9 @@
             <w:tcW w:w="2351" w:type="dxa"/>
           </w:tcPr>
           <w:p>
-            <w:pPr>
-              <w:spacing w:after="0" w:line="240" w:lineRule="auto"/>
-              <w:ind w:left="0" w:leftChars="0"/>
-              <w:jc w:val="center"/>
-              <w:rPr>
-                <w:b/>
-                <w:bCs/>
-                <w:i/>
-                <w:iCs/>
-                <w:color w:val="376092" w:themeColor="accent1" w:themeShade="BF"/>
-                <w:sz w:val="21"/>
-                <w:szCs w:val="22"/>
-              </w:rPr>
-            </w:pPr>
+            <w:r>
+              <w:t>语义泛化（待实测）</w:t>
+            </w:r>
           </w:p>
         </w:tc>
         <w:tc>
@@ -10734,31 +10618,8 @@
             <w:tcW w:w="2351" w:type="dxa"/>
           </w:tcPr>
           <w:p>
-            <w:pPr>
-              <w:spacing w:after="0" w:line="240" w:lineRule="auto"/>
-              <w:ind w:left="0" w:leftChars="0"/>
-              <w:jc w:val="center"/>
-              <w:rPr>
-                <w:b/>
-                <w:bCs/>
-                <w:i/>
-                <w:iCs/>
-                <w:color w:val="376092" w:themeColor="accent1" w:themeShade="BF"/>
-                <w:sz w:val="21"/>
-                <w:szCs w:val="22"/>
-              </w:rPr>
-            </w:pPr>
             <w:r>
-              <w:rPr>
-                <w:b/>
-                <w:bCs/>
-                <w:i/>
-                <w:iCs/>
-                <w:color w:val="376092" w:themeColor="accent1" w:themeShade="BF"/>
-                <w:sz w:val="21"/>
-                <w:szCs w:val="22"/>
-              </w:rPr>
-              <w:t>80%</w:t>
+              <w:t>极端模糊兜底（待实测）</w:t>
             </w:r>
           </w:p>
         </w:tc>
@@ -11841,15 +11702,7 @@
         </w:rPr>
       </w:pPr>
       <w:r>
-        <w:rPr>
-          <w:b/>
-          <w:bCs/>
-          <w:i/>
-          <w:iCs/>
-          <w:sz w:val="21"/>
-          <w:szCs w:val="22"/>
-        </w:rPr>
-        <w:t>80% 请求在规则层完成，embedding 只处理泛化意图，LLM 只在极端模糊时兜底。</w:t>
+        <w:t>三层级联：规则优先（&lt;5ms）、embedding 泛化（~50ms）、LLM 兜底（~500ms）。Embedding 默认 bge-small-zh-v1.5/bge-m3，结构化检索卡片（capability+use_when+examples+not_for）。硬负例准入：Recall@1≥90%, Recall@3≥97%。实际命中率在 Phase 2 完成后统计。</w:t>
       </w:r>
     </w:p>
     <w:p>
@@ -13584,20 +13437,9 @@
             <w:tcW w:w="3135" w:type="dxa"/>
           </w:tcPr>
           <w:p>
-            <w:pPr>
-              <w:spacing w:after="0" w:line="240" w:lineRule="auto"/>
-              <w:ind w:left="0" w:leftChars="0"/>
-              <w:jc w:val="center"/>
-              <w:rPr>
-                <w:b/>
-                <w:bCs/>
-                <w:i/>
-                <w:iCs/>
-                <w:color w:val="376092" w:themeColor="accent1" w:themeShade="BF"/>
-                <w:sz w:val="21"/>
-                <w:szCs w:val="22"/>
-              </w:rPr>
-            </w:pPr>
+            <w:r>
+              <w:t>调用轮数、token、延迟（客观指标，非 LLM 评分）</w:t>
+            </w:r>
           </w:p>
         </w:tc>
         <w:tc>
@@ -14490,15 +14332,10 @@
         </w:rPr>
       </w:pPr>
       <w:r>
-        <w:rPr>
-          <w:b/>
-          <w:bCs/>
-          <w:i/>
-          <w:iCs/>
-          <w:sz w:val="21"/>
-          <w:szCs w:val="22"/>
-        </w:rPr>
         <w:t>棘轮机制：新版本总分 &gt;= 旧版本才能发布。防止过拟合单一 bad case 导致整体退步。</w:t>
+        <w:br/>
+        <w:br/>
+        <w:t>评估可信度声明：当前评估适用于固定场景相对回归和候选筛选，不足以证明绝对质量。分数不与用户满意度关联。能力边界将通过人工盲评校准逐步验证。</w:t>
       </w:r>
     </w:p>
     <w:p>
@@ -16827,20 +16664,9 @@
             <w:tcW w:w="2351" w:type="dxa"/>
           </w:tcPr>
           <w:p>
-            <w:pPr>
-              <w:spacing w:after="0" w:line="240" w:lineRule="auto"/>
-              <w:ind w:left="0" w:leftChars="0"/>
-              <w:jc w:val="center"/>
-              <w:rPr>
-                <w:b/>
-                <w:bCs/>
-                <w:i/>
-                <w:iCs/>
-                <w:color w:val="376092" w:themeColor="accent1" w:themeShade="BF"/>
-                <w:sz w:val="21"/>
-                <w:szCs w:val="22"/>
-              </w:rPr>
-            </w:pPr>
+            <w:r>
+              <w:t xml:space="preserve"> + 10条基础链路测试</w:t>
+            </w:r>
           </w:p>
         </w:tc>
         <w:tc>
@@ -16932,31 +16758,8 @@
             <w:tcW w:w="2351" w:type="dxa"/>
           </w:tcPr>
           <w:p>
-            <w:pPr>
-              <w:spacing w:after="0" w:line="240" w:lineRule="auto"/>
-              <w:ind w:left="0" w:leftChars="0"/>
-              <w:jc w:val="center"/>
-              <w:rPr>
-                <w:b/>
-                <w:bCs/>
-                <w:i/>
-                <w:iCs/>
-                <w:color w:val="376092" w:themeColor="accent1" w:themeShade="BF"/>
-                <w:sz w:val="21"/>
-                <w:szCs w:val="22"/>
-              </w:rPr>
-            </w:pPr>
             <w:r>
-              <w:rPr>
-                <w:b/>
-                <w:bCs/>
-                <w:i/>
-                <w:iCs/>
-                <w:color w:val="376092" w:themeColor="accent1" w:themeShade="BF"/>
-                <w:sz w:val="21"/>
-                <w:szCs w:val="22"/>
-              </w:rPr>
-              <w:t>SKILL.md 规范 + 渐进式披露引擎</w:t>
+              <w:t>SKILL.md 规范 + 渐进式披露引擎 + 30条路由边界测试</w:t>
             </w:r>
           </w:p>
         </w:tc>
@@ -17043,20 +16846,9 @@
             <w:tcW w:w="2351" w:type="dxa"/>
           </w:tcPr>
           <w:p>
-            <w:pPr>
-              <w:spacing w:after="0" w:line="240" w:lineRule="auto"/>
-              <w:ind w:left="0" w:leftChars="0"/>
-              <w:jc w:val="center"/>
-              <w:rPr>
-                <w:b/>
-                <w:bCs/>
-                <w:i/>
-                <w:iCs/>
-                <w:color w:val="376092" w:themeColor="accent1" w:themeShade="BF"/>
-                <w:sz w:val="21"/>
-                <w:szCs w:val="22"/>
-              </w:rPr>
-            </w:pPr>
+            <w:r>
+              <w:t xml:space="preserve"> + 40条基线评估</w:t>
+            </w:r>
           </w:p>
         </w:tc>
         <w:tc>
@@ -19307,15 +19099,7 @@
         </w:rPr>
       </w:pPr>
       <w:r>
-        <w:rPr>
-          <w:b/>
-          <w:bCs/>
-          <w:i/>
-          <w:iCs/>
-          <w:sz w:val="21"/>
-          <w:szCs w:val="22"/>
-        </w:rPr>
-        <w:t>"每个 Skill 存为一个 SKILL.md 文件，YAML frontmatter 定义元数据，Markdown body 定义实现。加载器在 Agent run() 之前拦截 prompt 拼接，根据当前 disclosure_level 决定注入哪一层。第 1 层只注入 name + description + trigger（~100 token）；Agent 的 ReAct 循环中如果命中 trigger，加载器再注入第 2 层和第 3 层。注入方式是通过修改 system_prompt——把 Skill 定义追加到系统提示的末尾。Agent 不需要感知层级，它看到 tools 描述在逐步丰富。"</w:t>
+        <w:t>Agent 主动调用 use_skill 加载 Skill。框架不拦截 prompt、不静默修改 system_prompt。Skill 分两层：第一层轻量元数据索引（name + description + when_to_use），Agent 初始可见；第二层 Agent 调用 use_skill 后框架返回完整内容。trigger 降级为候选推荐器。</w:t>
       </w:r>
     </w:p>
     <w:p>

--- a/SkillForge-项目方案书.docx
+++ b/SkillForge-项目方案书.docx
@@ -14332,10 +14332,7 @@
         </w:rPr>
       </w:pPr>
       <w:r>
-        <w:t>棘轮机制：新版本总分 &gt;= 旧版本才能发布。防止过拟合单一 bad case 导致整体退步。</w:t>
-        <w:br/>
-        <w:br/>
-        <w:t>评估可信度声明：当前评估适用于固定场景相对回归和候选筛选，不足以证明绝对质量。分数不与用户满意度关联。能力边界将通过人工盲评校准逐步验证。</w:t>
+        <w:t>棘轮机制（双层门槛）：(1) 总分不退步 AND 效果分群不退步，方可自动发布；(2) 任一维度显著退步触发人工审核；(3) 任务完成度或鲁棒性下降、P0 回归直接阻断。八维独立变化用于解释，不全部作为硬拦截。评估采用新旧输出配对比较（A vs B）。防止过拟合单一 bad case。</w:t>
       </w:r>
     </w:p>
     <w:p>
@@ -14406,15 +14403,7 @@
         </w:rPr>
       </w:pPr>
       <w:r>
-        <w:rPr>
-          <w:b/>
-          <w:bCs/>
-          <w:i/>
-          <w:iCs/>
-          <w:sz w:val="21"/>
-          <w:szCs w:val="22"/>
-        </w:rPr>
-        <w:t>① 收集失败轨迹 — 评估器记录的历史失败案例</w:t>
+        <w:t>继承 SimpleAgent。职责：自动生成 Skill 改进候选，自动淘汰明显失败，有价值权衡交人工审核。改动分三级：L1（补充 examples/not_for/描述）可自动验证；L2（修改 trigger/instructions）需人工确认；L3（修改工具权限/安全约束）只生成建议。元 Agent 是候选生成器，非最终决策者。预期成功率 ~30%（10 次约 3 次通过）。失败候选不污染线上版本。</w:t>
       </w:r>
     </w:p>
     <w:p>
@@ -16665,7 +16654,7 @@
           </w:tcPr>
           <w:p>
             <w:r>
-              <w:t xml:space="preserve"> + 10条基础链路测试</w:t>
+              <w:t xml:space="preserve"> + 10条基础链路测试 + 10条基础链路测试</w:t>
             </w:r>
           </w:p>
         </w:tc>
@@ -16759,7 +16748,7 @@
           </w:tcPr>
           <w:p>
             <w:r>
-              <w:t>SKILL.md 规范 + 渐进式披露引擎 + 30条路由边界测试</w:t>
+              <w:t>SKILL.md 规范 + 渐进式披露引擎 + 30条路由边界测试 + 30条路由边界测试</w:t>
             </w:r>
           </w:p>
         </w:tc>
@@ -16847,7 +16836,7 @@
           </w:tcPr>
           <w:p>
             <w:r>
-              <w:t xml:space="preserve"> + 40条基线评估</w:t>
+              <w:t xml:space="preserve"> + 40条基线评估 + 40条基线评估</w:t>
             </w:r>
           </w:p>
         </w:tc>

--- a/SkillForge-项目方案书.docx
+++ b/SkillForge-项目方案书.docx
@@ -14333,6 +14333,9 @@
       </w:pPr>
       <w:r>
         <w:t>棘轮机制（双层门槛）：(1) 总分不退步 AND 效果分群不退步，方可自动发布；(2) 任一维度显著退步触发人工审核；(3) 任务完成度或鲁棒性下降、P0 回归直接阻断。八维独立变化用于解释，不全部作为硬拦截。评估采用新旧输出配对比较（A vs B）。防止过拟合单一 bad case。</w:t>
+        <w:br/>
+        <w:br/>
+        <w:t>评估可信度声明：当前评估适用于固定场景相对回归和候选筛选，不足以证明绝对质量。分数不与用户满意度关联。能力边界将通过人工盲评校准逐步验证。</w:t>
       </w:r>
     </w:p>
     <w:p>
